--- a/public/samples/resume-cv_005.docx
+++ b/public/samples/resume-cv_005.docx
@@ -3,63 +3,238 @@
 <w:document xmlns:wpc="http://schemas.microsoft.com/office/word/2010/wordprocessingCanvas" xmlns:mo="http://schemas.microsoft.com/office/mac/office/2008/main" xmlns:mc="http://schemas.openxmlformats.org/markup-compatibility/2006" xmlns:mv="urn:schemas-microsoft-com:mac:vml" xmlns:o="urn:schemas-microsoft-com:office:office" xmlns:r="http://schemas.openxmlformats.org/officeDocument/2006/relationships" xmlns:m="http://schemas.openxmlformats.org/officeDocument/2006/math" xmlns:v="urn:schemas-microsoft-com:vml" xmlns:wp14="http://schemas.microsoft.com/office/word/2010/wordprocessingDrawing" xmlns:wp="http://schemas.openxmlformats.org/drawingml/2006/wordprocessingDrawing" xmlns:w10="urn:schemas-microsoft-com:office:word" xmlns:w="http://schemas.openxmlformats.org/wordprocessingml/2006/main" xmlns:w14="http://schemas.microsoft.com/office/word/2010/wordml" xmlns:wpg="http://schemas.microsoft.com/office/word/2010/wordprocessingGroup" xmlns:wpi="http://schemas.microsoft.com/office/word/2010/wordprocessingInk" xmlns:wne="http://schemas.microsoft.com/office/word/2006/wordml" xmlns:wps="http://schemas.microsoft.com/office/word/2010/wordprocessingShape" mc:Ignorable="w14 wp14">
   <w:body>
     <w:p>
+      <w:pPr>
+        <w:spacing w:after="60"/>
+      </w:pPr>
       <w:r>
-        <w:t>姓名：吴晓岚</w:t>
+        <w:rPr>
+          <w:b/>
+          <w:color w:val="111111"/>
+          <w:sz w:val="48"/>
+        </w:rPr>
+        <w:t>吴晓岚</w:t>
+      </w:r>
+    </w:p>
+    <w:p>
+      <w:pPr>
+        <w:spacing w:after="240"/>
+      </w:pPr>
+      <w:r>
+        <w:rPr>
+          <w:color w:val="555555"/>
+          <w:sz w:val="20"/>
+        </w:rPr>
+        <w:t>求职意向：LLM 应用开发工程师　｜　4 年经验　｜　期望：22-35K</w:t>
+      </w:r>
+    </w:p>
+    <w:p>
+      <w:pPr>
+        <w:pStyle w:val="Heading1"/>
+      </w:pPr>
+      <w:r>
+        <w:t>个人概况</w:t>
       </w:r>
     </w:p>
     <w:p>
       <w:r>
-        <w:t>求职意向：LLM 应用开发（由算法转应用）</w:t>
+        <w:t>4 年算法和模型评测经验，正在从训练侧转向 LLM 应用工程。具备扎实的 Python、实验设计和数据分析能力，已完成 LangChain 应用 Demo，但生产级工具编排与服务治理经验相对不足。</w:t>
       </w:r>
     </w:p>
     <w:p>
+      <w:pPr>
+        <w:pStyle w:val="Heading1"/>
+      </w:pPr>
       <w:r>
-        <w:t>教育经历：滨江大学 电子信息 本科 2017-2021</w:t>
+        <w:t>工作经历</w:t>
       </w:r>
     </w:p>
     <w:p>
+      <w:pPr>
+        <w:pStyle w:val="Heading2"/>
+      </w:pPr>
       <w:r>
-        <w:t>工作经历：</w:t>
+        <w:t>蓝桉网络｜算法工程师｜2021.07-2025.06</w:t>
       </w:r>
     </w:p>
     <w:p>
+      <w:pPr>
+        <w:pStyle w:val="ListBullet"/>
+      </w:pPr>
       <w:r>
-        <w:t>蓝桉网络 | 算法工程师 | 2021.07-2025.06</w:t>
+        <w:t>负责文本分类、意图识别和小规模指令微调，覆盖数据清洗、训练、离线评测与人工抽检。</w:t>
       </w:r>
     </w:p>
     <w:p>
+      <w:pPr>
+        <w:pStyle w:val="ListBullet"/>
+      </w:pPr>
       <w:r>
-        <w:t>4 年以训练与评测为主：分类模型、小规模指令微调、BLEU/人工抽检。2024 年起用 LangChain 把微调模型包成对话 Demo，供销售演示。Prompt Engineering 经验来自标注规范与指令模板，不是工具编排。Function Calling 与 Multi-Agent 均为跟读开源教程后的本地实验，无生产流量。</w:t>
+        <w:t>维护 6 个业务分类模型和统一评测脚本，使用 Precision、Recall、F1 及分层抽样分析版本差异。</w:t>
       </w:r>
     </w:p>
     <w:p>
+      <w:pPr>
+        <w:pStyle w:val="ListBullet"/>
+      </w:pPr>
       <w:r>
-        <w:t>项目：</w:t>
+        <w:t>参与垂类客服 SFT 项目，整理 3.5 万条训练样本并设计标注规范，实验集准确率达到 78%。</w:t>
       </w:r>
     </w:p>
     <w:p>
+      <w:pPr>
+        <w:pStyle w:val="ListBullet"/>
+      </w:pPr>
       <w:r>
-        <w:t>垂类客服 SFT 模型，实验室准确率 78%；应用侧无 SLA。</w:t>
+        <w:t>2024 年起使用 LangChain 将微调模型封装为对话 Demo，支持检索、摘要和标准话术生成。</w:t>
       </w:r>
     </w:p>
     <w:p>
+      <w:pPr>
+        <w:pStyle w:val="ListBullet"/>
+      </w:pPr>
       <w:r>
-        <w:t>技能：Python、PyTorch、LangChain、Function Calling、Multi-Agent、Prompt Engineering</w:t>
+        <w:t>与产品共同维护提示词模板和评测记录，但尚未负责面向真实用户的 SLA、限流与故障恢复。</w:t>
       </w:r>
     </w:p>
     <w:p>
+      <w:pPr>
+        <w:pStyle w:val="Heading1"/>
+      </w:pPr>
       <w:r>
-        <w:t>领域略偏模型训练，应用编排证据不足。转岗动机是觉得训练周期长、想做可见的产品闭环，但目前仍无法独立设计工具权限与重试。</w:t>
+        <w:t>项目经历</w:t>
+      </w:r>
+    </w:p>
+    <w:p>
+      <w:pPr>
+        <w:pStyle w:val="Heading2"/>
+      </w:pPr>
+      <w:r>
+        <w:t>客服辅助 Copilot 原型｜独立开发</w:t>
+      </w:r>
+    </w:p>
+    <w:p>
+      <w:pPr>
+        <w:pStyle w:val="ListBullet"/>
+      </w:pPr>
+      <w:r>
+        <w:t>基于 FastAPI、LangChain 和向量库实现问答与回复建议，供销售演示和内部需求评审。</w:t>
+      </w:r>
+    </w:p>
+    <w:p>
+      <w:pPr>
+        <w:pStyle w:val="ListBullet"/>
+      </w:pPr>
+      <w:r>
+        <w:t>本地验证天气查询与客户资料检索 Function Calling，完成参数校验和基础超时处理。</w:t>
+      </w:r>
+    </w:p>
+    <w:p>
+      <w:pPr>
+        <w:pStyle w:val="ListBullet"/>
+      </w:pPr>
+      <w:r>
+        <w:t>跟随开源教程实现两个角色顺序协作的 Multi-Agent 实验，尚无生产流量和复杂恢复机制。</w:t>
+      </w:r>
+    </w:p>
+    <w:p>
+      <w:pPr>
+        <w:pStyle w:val="Heading2"/>
+      </w:pPr>
+      <w:r>
+        <w:t>模型评测看板｜主要开发</w:t>
+      </w:r>
+    </w:p>
+    <w:p>
+      <w:pPr>
+        <w:pStyle w:val="ListBullet"/>
+      </w:pPr>
+      <w:r>
+        <w:t>整合离线指标、人工抽检和错误样本，缩短算法版本评审时间约 30%。</w:t>
+      </w:r>
+    </w:p>
+    <w:p>
+      <w:pPr>
+        <w:pStyle w:val="Heading1"/>
+      </w:pPr>
+      <w:r>
+        <w:t>专业技能</w:t>
+      </w:r>
+    </w:p>
+    <w:p>
+      <w:pPr>
+        <w:pStyle w:val="ListBullet"/>
+      </w:pPr>
+      <w:r>
+        <w:t>熟练：Python、PyTorch、Pandas、模型训练与评测、数据分析</w:t>
+      </w:r>
+    </w:p>
+    <w:p>
+      <w:pPr>
+        <w:pStyle w:val="ListBullet"/>
+      </w:pPr>
+      <w:r>
+        <w:t>实践：LangChain、FastAPI、RAG、Prompt Engineering</w:t>
+      </w:r>
+    </w:p>
+    <w:p>
+      <w:pPr>
+        <w:pStyle w:val="ListBullet"/>
+      </w:pPr>
+      <w:r>
+        <w:t>了解：Function Calling、Multi-Agent、Docker、Redis</w:t>
+      </w:r>
+    </w:p>
+    <w:p>
+      <w:pPr>
+        <w:pStyle w:val="ListBullet"/>
+      </w:pPr>
+      <w:r>
+        <w:t>转岗方向：希望补齐应用服务化、工具权限、评测回归和生产运维能力</w:t>
+      </w:r>
+    </w:p>
+    <w:p>
+      <w:pPr>
+        <w:pStyle w:val="Heading1"/>
+      </w:pPr>
+      <w:r>
+        <w:t>教育经历</w:t>
+      </w:r>
+    </w:p>
+    <w:p>
+      <w:pPr>
+        <w:pStyle w:val="ListBullet"/>
+      </w:pPr>
+      <w:r>
+        <w:t>滨江大学｜电子信息工程｜本科｜2017.09-2021.06</w:t>
       </w:r>
     </w:p>
     <w:sectPr>
+      <w:footerReference w:type="default" r:id="rId9"/>
       <w:pgSz w:w="12240" w:h="15840"/>
-      <w:pgMar w:top="1440" w:right="1800" w:bottom="1440" w:left="1800" w:header="720" w:footer="720" w:gutter="0"/>
+      <w:pgMar w:top="1440" w:right="1440" w:bottom="1440" w:left="1440" w:header="708" w:footer="708" w:gutter="0"/>
       <w:cols w:space="720"/>
       <w:docGrid w:linePitch="360"/>
     </w:sectPr>
   </w:body>
 </w:document>
+</file>
+
+<file path=word/footer1.xml><?xml version="1.0" encoding="utf-8"?>
+<w:ftr xmlns:m="http://schemas.openxmlformats.org/officeDocument/2006/math" xmlns:mc="http://schemas.openxmlformats.org/markup-compatibility/2006" xmlns:mo="http://schemas.microsoft.com/office/mac/office/2008/main" xmlns:mv="urn:schemas-microsoft-com:mac:vml" xmlns:o="urn:schemas-microsoft-com:office:office" xmlns:r="http://schemas.openxmlformats.org/officeDocument/2006/relationships" xmlns:v="urn:schemas-microsoft-com:vml" xmlns:w10="urn:schemas-microsoft-com:office:word" xmlns:w14="http://schemas.microsoft.com/office/word/2010/wordml" xmlns:w="http://schemas.openxmlformats.org/wordprocessingml/2006/main" xmlns:wne="http://schemas.microsoft.com/office/word/2006/wordml" xmlns:wp14="http://schemas.microsoft.com/office/word/2010/wordprocessingDrawing" xmlns:wp="http://schemas.openxmlformats.org/drawingml/2006/wordprocessingDrawing" xmlns:wpc="http://schemas.microsoft.com/office/word/2010/wordprocessingCanvas" xmlns:wpg="http://schemas.microsoft.com/office/word/2010/wordprocessingGroup" xmlns:wpi="http://schemas.microsoft.com/office/word/2010/wordprocessingInk" xmlns:wps="http://schemas.microsoft.com/office/word/2010/wordprocessingShape" mc:Ignorable="w14 wp14">
+  <w:p>
+    <w:pPr>
+      <w:pStyle w:val="Footer"/>
+      <w:jc w:val="center"/>
+    </w:pPr>
+    <w:r>
+      <w:rPr>
+        <w:color w:val="7D7D7D"/>
+        <w:sz w:val="18"/>
+      </w:rPr>
+      <w:t>简历中台公开演示样例 · 人物、组织与数据均为虚构</w:t>
+    </w:r>
+  </w:p>
+</w:ftr>
 </file>
 
 <file path=word/numbering.xml><?xml version="1.0" encoding="utf-8"?>
@@ -425,6 +600,12 @@
     <w:name w:val="Normal"/>
     <w:qFormat/>
     <w:rsid w:val="00FC693F"/>
+    <w:pPr>
+      <w:spacing w:after="120" w:line="300" w:lineRule="auto"/>
+    </w:pPr>
+    <w:rPr>
+      <w:sz w:val="22"/>
+    </w:rPr>
   </w:style>
   <w:style w:type="paragraph" w:styleId="Header">
     <w:name w:val="header"/>
@@ -481,15 +662,15 @@
     <w:pPr>
       <w:keepNext/>
       <w:keepLines/>
-      <w:spacing w:before="480" w:after="0"/>
+      <w:spacing w:before="360" w:after="200"/>
       <w:outlineLvl w:val="0"/>
     </w:pPr>
     <w:rPr>
       <w:rFonts w:asciiTheme="majorHAnsi" w:eastAsiaTheme="majorEastAsia" w:hAnsiTheme="majorHAnsi" w:cstheme="majorBidi"/>
       <w:b/>
       <w:bCs/>
-      <w:color w:val="365F91" w:themeColor="accent1" w:themeShade="BF"/>
-      <w:sz w:val="28"/>
+      <w:color w:val="2E74B5"/>
+      <w:sz w:val="32"/>
       <w:szCs w:val="28"/>
     </w:rPr>
   </w:style>
@@ -505,14 +686,14 @@
     <w:pPr>
       <w:keepNext/>
       <w:keepLines/>
-      <w:spacing w:before="200" w:after="0"/>
+      <w:spacing w:before="280" w:after="140"/>
       <w:outlineLvl w:val="1"/>
     </w:pPr>
     <w:rPr>
       <w:rFonts w:asciiTheme="majorHAnsi" w:eastAsiaTheme="majorEastAsia" w:hAnsiTheme="majorHAnsi" w:cstheme="majorBidi"/>
       <w:b/>
       <w:bCs/>
-      <w:color w:val="4F81BD" w:themeColor="accent1"/>
+      <w:color w:val="2E74B5"/>
       <w:sz w:val="26"/>
       <w:szCs w:val="26"/>
     </w:rPr>
@@ -529,14 +710,15 @@
     <w:pPr>
       <w:keepNext/>
       <w:keepLines/>
-      <w:spacing w:before="200" w:after="0"/>
+      <w:spacing w:before="200" w:after="100"/>
       <w:outlineLvl w:val="2"/>
     </w:pPr>
     <w:rPr>
       <w:rFonts w:asciiTheme="majorHAnsi" w:eastAsiaTheme="majorEastAsia" w:hAnsiTheme="majorHAnsi" w:cstheme="majorBidi"/>
       <w:b/>
       <w:bCs/>
-      <w:color w:val="4F81BD" w:themeColor="accent1"/>
+      <w:color w:val="1F4D78"/>
+      <w:sz w:val="24"/>
     </w:rPr>
   </w:style>
   <w:style w:type="paragraph" w:styleId="Heading4">
@@ -952,8 +1134,13 @@
       <w:numPr>
         <w:numId w:val="1"/>
       </w:numPr>
+      <w:spacing w:after="80" w:line="300" w:lineRule="auto"/>
+      <w:ind w:left="540" w:hanging="271"/>
       <w:contextualSpacing/>
     </w:pPr>
+    <w:rPr>
+      <w:sz w:val="22"/>
+    </w:rPr>
   </w:style>
   <w:style w:type="paragraph" w:styleId="ListBullet2">
     <w:name w:val="List Bullet 2"/>

--- a/public/samples/resume-cv_005.docx
+++ b/public/samples/resume-cv_005.docx
@@ -205,7 +205,7 @@
         <w:pStyle w:val="ListBullet"/>
       </w:pPr>
       <w:r>
-        <w:t>滨江大学｜电子信息工程｜本科｜2017.09-2021.06</w:t>
+        <w:t>滨江大学｜电子信息工程｜本科</w:t>
       </w:r>
     </w:p>
     <w:sectPr>
